--- a/testakten/erbrecht-pflichtteilsergaenzung-niesbrauch-depot-sylt/08_grundbuch_und_lastenstand.docx
+++ b/testakten/erbrecht-pflichtteilsergaenzung-niesbrauch-depot-sylt/08_grundbuch_und_lastenstand.docx
@@ -4,11 +4,13 @@
   <w:body>
     <w:p>
       <w:pPr>
+        <w:pStyle w:val="Title"/>
+        <w:widowControl/>
         <w:spacing w:after="40"/>
       </w:pPr>
       <w:r>
         <w:rPr>
-          <w:rFonts w:ascii="Arial" w:hAnsi="Arial"/>
+          <w:rFonts w:ascii="Arial" w:hAnsi="Arial" w:eastAsia="Arial"/>
           <w:b/>
           <w:color w:val="17365D"/>
           <w:sz w:val="17"/>
@@ -18,11 +20,12 @@
     </w:p>
     <w:p>
       <w:pPr>
+        <w:widowControl/>
         <w:spacing w:after="40"/>
       </w:pPr>
       <w:r>
         <w:rPr>
-          <w:rFonts w:ascii="Arial" w:hAnsi="Arial"/>
+          <w:rFonts w:ascii="Arial" w:hAnsi="Arial" w:eastAsia="Arial"/>
           <w:b/>
           <w:sz w:val="25"/>
         </w:rPr>
@@ -31,11 +34,12 @@
     </w:p>
     <w:p>
       <w:pPr>
+        <w:widowControl/>
         <w:spacing w:after="200"/>
       </w:pPr>
       <w:r>
         <w:rPr>
-          <w:rFonts w:ascii="Arial" w:hAnsi="Arial"/>
+          <w:rFonts w:ascii="Arial" w:hAnsi="Arial" w:eastAsia="Arial"/>
           <w:color w:val="586069"/>
           <w:sz w:val="17"/>
         </w:rPr>
@@ -44,19 +48,24 @@
     </w:p>
     <w:p>
       <w:pPr>
+        <w:widowControl/>
         <w:spacing w:after="160"/>
       </w:pPr>
       <w:r>
+        <w:rPr>
+          <w:rFonts w:ascii="Arial" w:hAnsi="Arial" w:eastAsia="Arial"/>
+        </w:rPr>
         <w:t>Petersen &amp; Hagedorn Rechtsanwälte</w:t>
       </w:r>
     </w:p>
     <w:p>
       <w:pPr>
+        <w:widowControl/>
         <w:spacing w:after="80"/>
       </w:pPr>
       <w:r>
         <w:rPr>
-          <w:rFonts w:ascii="Arial" w:hAnsi="Arial"/>
+          <w:rFonts w:ascii="Arial" w:hAnsi="Arial" w:eastAsia="Arial"/>
           <w:color w:val="586069"/>
           <w:sz w:val="18"/>
         </w:rPr>
@@ -66,24 +75,36 @@
     <w:p>
       <w:pPr>
         <w:pStyle w:val="Title"/>
+        <w:widowControl/>
       </w:pPr>
       <w:r>
+        <w:rPr>
+          <w:rFonts w:ascii="Arial" w:hAnsi="Arial" w:eastAsia="Arial"/>
+        </w:rPr>
         <w:t>Unbeglaubigter Grundbuchauszug</w:t>
       </w:r>
     </w:p>
     <w:p>
       <w:pPr>
+        <w:widowControl/>
         <w:jc w:val="both"/>
       </w:pPr>
       <w:r>
+        <w:rPr>
+          <w:rFonts w:ascii="Arial" w:hAnsi="Arial" w:eastAsia="Arial"/>
+        </w:rPr>
         <w:t>Der nachstehende Auszug gibt den elektronischen Grundbuchstand am 7. Juli 2026, 08:42 Uhr, wieder.</w:t>
       </w:r>
     </w:p>
     <w:p>
       <w:pPr>
         <w:pStyle w:val="Heading1"/>
+        <w:widowControl/>
       </w:pPr>
       <w:r>
+        <w:rPr>
+          <w:rFonts w:ascii="Arial" w:hAnsi="Arial" w:eastAsia="Arial"/>
+        </w:rPr>
         <w:t>1. Bestandsverzeichnis</w:t>
       </w:r>
     </w:p>
@@ -91,8 +112,9 @@
       <w:tblPr>
         <w:tblStyle w:val="TableGrid"/>
         <w:tblW w:type="dxa" w:w="9600"/>
-        <w:tblLayout w:type="fixed"/>
+        <w:tblLayout w:type="autofit"/>
         <w:tblLook w:firstColumn="1" w:firstRow="1" w:lastColumn="0" w:lastRow="0" w:noHBand="0" w:noVBand="1" w:val="04A0"/>
+        <w:jc w:val="center"/>
         <w:tblInd w:w="120" w:type="dxa"/>
       </w:tblPr>
       <w:tblGrid>
@@ -104,28 +126,34 @@
       <w:tr>
         <w:trPr>
           <w:tblHeader w:val="true"/>
+          <w:tblHeader w:val="true"/>
+          <w:tblHeader w:val="true"/>
+          <w:tblHeader w:val="true"/>
+          <w:tblHeader w:val="true"/>
+          <w:tblHeader w:val="true"/>
         </w:trPr>
         <w:tc>
           <w:tcPr>
             <w:tcW w:type="dxa" w:w="1000"/>
             <w:vAlign w:val="center"/>
-            <w:shd w:fill="DCE6F1"/>
+            <w:shd w:fill="17324D"/>
             <w:tcMar>
               <w:top w:w="90" w:type="dxa"/>
-              <w:start w:w="120" w:type="dxa"/>
+              <w:start w:w="100" w:type="dxa"/>
               <w:bottom w:w="90" w:type="dxa"/>
-              <w:end w:w="120" w:type="dxa"/>
+              <w:end w:w="100" w:type="dxa"/>
             </w:tcMar>
           </w:tcPr>
           <w:p>
             <w:pPr>
-              <w:spacing w:after="0"/>
+              <w:spacing w:after="30"/>
             </w:pPr>
             <w:r>
               <w:rPr>
                 <w:rFonts w:ascii="Arial" w:hAnsi="Arial"/>
                 <w:b/>
-                <w:sz w:val="18"/>
+                <w:color w:val="FFFFFF"/>
+                <w:sz w:val="17"/>
               </w:rPr>
               <w:t>Lfd. Nr.</w:t>
             </w:r>
@@ -135,23 +163,24 @@
           <w:tcPr>
             <w:tcW w:type="dxa" w:w="2800"/>
             <w:vAlign w:val="center"/>
-            <w:shd w:fill="DCE6F1"/>
+            <w:shd w:fill="17324D"/>
             <w:tcMar>
               <w:top w:w="90" w:type="dxa"/>
-              <w:start w:w="120" w:type="dxa"/>
+              <w:start w:w="100" w:type="dxa"/>
               <w:bottom w:w="90" w:type="dxa"/>
-              <w:end w:w="120" w:type="dxa"/>
+              <w:end w:w="100" w:type="dxa"/>
             </w:tcMar>
           </w:tcPr>
           <w:p>
             <w:pPr>
-              <w:spacing w:after="0"/>
+              <w:spacing w:after="30"/>
             </w:pPr>
             <w:r>
               <w:rPr>
                 <w:rFonts w:ascii="Arial" w:hAnsi="Arial"/>
                 <w:b/>
-                <w:sz w:val="18"/>
+                <w:color w:val="FFFFFF"/>
+                <w:sz w:val="17"/>
               </w:rPr>
               <w:t>Gemarkung / Flur / Flurstück</w:t>
             </w:r>
@@ -161,23 +190,24 @@
           <w:tcPr>
             <w:tcW w:type="dxa" w:w="3900"/>
             <w:vAlign w:val="center"/>
-            <w:shd w:fill="DCE6F1"/>
+            <w:shd w:fill="17324D"/>
             <w:tcMar>
               <w:top w:w="90" w:type="dxa"/>
-              <w:start w:w="120" w:type="dxa"/>
+              <w:start w:w="100" w:type="dxa"/>
               <w:bottom w:w="90" w:type="dxa"/>
-              <w:end w:w="120" w:type="dxa"/>
+              <w:end w:w="100" w:type="dxa"/>
             </w:tcMar>
           </w:tcPr>
           <w:p>
             <w:pPr>
-              <w:spacing w:after="0"/>
+              <w:spacing w:after="30"/>
             </w:pPr>
             <w:r>
               <w:rPr>
                 <w:rFonts w:ascii="Arial" w:hAnsi="Arial"/>
                 <w:b/>
-                <w:sz w:val="18"/>
+                <w:color w:val="FFFFFF"/>
+                <w:sz w:val="17"/>
               </w:rPr>
               <w:t>Wirtschaftsart und Lage</w:t>
             </w:r>
@@ -187,23 +217,24 @@
           <w:tcPr>
             <w:tcW w:type="dxa" w:w="1900"/>
             <w:vAlign w:val="center"/>
-            <w:shd w:fill="DCE6F1"/>
+            <w:shd w:fill="17324D"/>
             <w:tcMar>
               <w:top w:w="90" w:type="dxa"/>
-              <w:start w:w="120" w:type="dxa"/>
+              <w:start w:w="100" w:type="dxa"/>
               <w:bottom w:w="90" w:type="dxa"/>
-              <w:end w:w="120" w:type="dxa"/>
+              <w:end w:w="100" w:type="dxa"/>
             </w:tcMar>
           </w:tcPr>
           <w:p>
             <w:pPr>
-              <w:spacing w:after="0"/>
+              <w:spacing w:after="30"/>
             </w:pPr>
             <w:r>
               <w:rPr>
                 <w:rFonts w:ascii="Arial" w:hAnsi="Arial"/>
                 <w:b/>
-                <w:sz w:val="18"/>
+                <w:color w:val="FFFFFF"/>
+                <w:sz w:val="17"/>
               </w:rPr>
               <w:t>Größe</w:t>
             </w:r>
@@ -217,14 +248,14 @@
             <w:vAlign w:val="center"/>
             <w:tcMar>
               <w:top w:w="90" w:type="dxa"/>
-              <w:start w:w="120" w:type="dxa"/>
+              <w:start w:w="100" w:type="dxa"/>
               <w:bottom w:w="90" w:type="dxa"/>
-              <w:end w:w="120" w:type="dxa"/>
+              <w:end w:w="100" w:type="dxa"/>
             </w:tcMar>
           </w:tcPr>
           <w:p>
             <w:pPr>
-              <w:spacing w:after="0" w:line="259" w:lineRule="auto"/>
+              <w:spacing w:after="30" w:line="259" w:lineRule="auto"/>
             </w:pPr>
             <w:r>
               <w:rPr>
@@ -241,14 +272,14 @@
             <w:vAlign w:val="center"/>
             <w:tcMar>
               <w:top w:w="90" w:type="dxa"/>
-              <w:start w:w="120" w:type="dxa"/>
+              <w:start w:w="100" w:type="dxa"/>
               <w:bottom w:w="90" w:type="dxa"/>
-              <w:end w:w="120" w:type="dxa"/>
+              <w:end w:w="100" w:type="dxa"/>
             </w:tcMar>
           </w:tcPr>
           <w:p>
             <w:pPr>
-              <w:spacing w:after="0" w:line="259" w:lineRule="auto"/>
+              <w:spacing w:after="30" w:line="259" w:lineRule="auto"/>
             </w:pPr>
             <w:r>
               <w:rPr>
@@ -265,14 +296,14 @@
             <w:vAlign w:val="center"/>
             <w:tcMar>
               <w:top w:w="90" w:type="dxa"/>
-              <w:start w:w="120" w:type="dxa"/>
+              <w:start w:w="100" w:type="dxa"/>
               <w:bottom w:w="90" w:type="dxa"/>
-              <w:end w:w="120" w:type="dxa"/>
+              <w:end w:w="100" w:type="dxa"/>
             </w:tcMar>
           </w:tcPr>
           <w:p>
             <w:pPr>
-              <w:spacing w:after="0" w:line="259" w:lineRule="auto"/>
+              <w:spacing w:after="30" w:line="259" w:lineRule="auto"/>
             </w:pPr>
             <w:r>
               <w:rPr>
@@ -289,14 +320,14 @@
             <w:vAlign w:val="center"/>
             <w:tcMar>
               <w:top w:w="90" w:type="dxa"/>
-              <w:start w:w="120" w:type="dxa"/>
+              <w:start w:w="100" w:type="dxa"/>
               <w:bottom w:w="90" w:type="dxa"/>
-              <w:end w:w="120" w:type="dxa"/>
+              <w:end w:w="100" w:type="dxa"/>
             </w:tcMar>
           </w:tcPr>
           <w:p>
             <w:pPr>
-              <w:spacing w:after="0" w:line="259" w:lineRule="auto"/>
+              <w:spacing w:after="30" w:line="259" w:lineRule="auto"/>
             </w:pPr>
             <w:r>
               <w:rPr>
@@ -311,14 +342,19 @@
     </w:tbl>
     <w:p>
       <w:pPr>
+        <w:widowControl/>
         <w:spacing w:after="0"/>
       </w:pPr>
     </w:p>
     <w:p>
       <w:pPr>
         <w:pStyle w:val="Heading1"/>
+        <w:widowControl/>
       </w:pPr>
       <w:r>
+        <w:rPr>
+          <w:rFonts w:ascii="Arial" w:hAnsi="Arial" w:eastAsia="Arial"/>
+        </w:rPr>
         <w:t>2. Abteilung I</w:t>
       </w:r>
     </w:p>
@@ -326,8 +362,9 @@
       <w:tblPr>
         <w:tblStyle w:val="TableGrid"/>
         <w:tblW w:type="dxa" w:w="9600"/>
-        <w:tblLayout w:type="fixed"/>
+        <w:tblLayout w:type="autofit"/>
         <w:tblLook w:firstColumn="1" w:firstRow="1" w:lastColumn="0" w:lastRow="0" w:noHBand="0" w:noVBand="1" w:val="04A0"/>
+        <w:jc w:val="center"/>
         <w:tblInd w:w="120" w:type="dxa"/>
       </w:tblPr>
       <w:tblGrid>
@@ -338,28 +375,34 @@
       <w:tr>
         <w:trPr>
           <w:tblHeader w:val="true"/>
+          <w:tblHeader w:val="true"/>
+          <w:tblHeader w:val="true"/>
+          <w:tblHeader w:val="true"/>
+          <w:tblHeader w:val="true"/>
+          <w:tblHeader w:val="true"/>
         </w:trPr>
         <w:tc>
           <w:tcPr>
             <w:tcW w:type="dxa" w:w="1000"/>
             <w:vAlign w:val="center"/>
-            <w:shd w:fill="DCE6F1"/>
+            <w:shd w:fill="17324D"/>
             <w:tcMar>
               <w:top w:w="90" w:type="dxa"/>
-              <w:start w:w="120" w:type="dxa"/>
+              <w:start w:w="100" w:type="dxa"/>
               <w:bottom w:w="90" w:type="dxa"/>
-              <w:end w:w="120" w:type="dxa"/>
+              <w:end w:w="100" w:type="dxa"/>
             </w:tcMar>
           </w:tcPr>
           <w:p>
             <w:pPr>
-              <w:spacing w:after="0"/>
+              <w:spacing w:after="30"/>
             </w:pPr>
             <w:r>
               <w:rPr>
                 <w:rFonts w:ascii="Arial" w:hAnsi="Arial"/>
                 <w:b/>
-                <w:sz w:val="18"/>
+                <w:color w:val="FFFFFF"/>
+                <w:sz w:val="17"/>
               </w:rPr>
               <w:t>Lfd. Nr.</w:t>
             </w:r>
@@ -369,23 +412,24 @@
           <w:tcPr>
             <w:tcW w:type="dxa" w:w="4000"/>
             <w:vAlign w:val="center"/>
-            <w:shd w:fill="DCE6F1"/>
+            <w:shd w:fill="17324D"/>
             <w:tcMar>
               <w:top w:w="90" w:type="dxa"/>
-              <w:start w:w="120" w:type="dxa"/>
+              <w:start w:w="100" w:type="dxa"/>
               <w:bottom w:w="90" w:type="dxa"/>
-              <w:end w:w="120" w:type="dxa"/>
+              <w:end w:w="100" w:type="dxa"/>
             </w:tcMar>
           </w:tcPr>
           <w:p>
             <w:pPr>
-              <w:spacing w:after="0"/>
+              <w:spacing w:after="30"/>
             </w:pPr>
             <w:r>
               <w:rPr>
                 <w:rFonts w:ascii="Arial" w:hAnsi="Arial"/>
                 <w:b/>
-                <w:sz w:val="18"/>
+                <w:color w:val="FFFFFF"/>
+                <w:sz w:val="17"/>
               </w:rPr>
               <w:t>Eigentümer</w:t>
             </w:r>
@@ -395,23 +439,24 @@
           <w:tcPr>
             <w:tcW w:type="dxa" w:w="4600"/>
             <w:vAlign w:val="center"/>
-            <w:shd w:fill="DCE6F1"/>
+            <w:shd w:fill="17324D"/>
             <w:tcMar>
               <w:top w:w="90" w:type="dxa"/>
-              <w:start w:w="120" w:type="dxa"/>
+              <w:start w:w="100" w:type="dxa"/>
               <w:bottom w:w="90" w:type="dxa"/>
-              <w:end w:w="120" w:type="dxa"/>
+              <w:end w:w="100" w:type="dxa"/>
             </w:tcMar>
           </w:tcPr>
           <w:p>
             <w:pPr>
-              <w:spacing w:after="0"/>
+              <w:spacing w:after="30"/>
             </w:pPr>
             <w:r>
               <w:rPr>
                 <w:rFonts w:ascii="Arial" w:hAnsi="Arial"/>
                 <w:b/>
-                <w:sz w:val="18"/>
+                <w:color w:val="FFFFFF"/>
+                <w:sz w:val="17"/>
               </w:rPr>
               <w:t>Grundlage der Eintragung</w:t>
             </w:r>
@@ -425,14 +470,14 @@
             <w:vAlign w:val="center"/>
             <w:tcMar>
               <w:top w:w="90" w:type="dxa"/>
-              <w:start w:w="120" w:type="dxa"/>
+              <w:start w:w="100" w:type="dxa"/>
               <w:bottom w:w="90" w:type="dxa"/>
-              <w:end w:w="120" w:type="dxa"/>
+              <w:end w:w="100" w:type="dxa"/>
             </w:tcMar>
           </w:tcPr>
           <w:p>
             <w:pPr>
-              <w:spacing w:after="0" w:line="259" w:lineRule="auto"/>
+              <w:spacing w:after="30" w:line="259" w:lineRule="auto"/>
             </w:pPr>
             <w:r>
               <w:rPr>
@@ -449,14 +494,14 @@
             <w:vAlign w:val="center"/>
             <w:tcMar>
               <w:top w:w="90" w:type="dxa"/>
-              <w:start w:w="120" w:type="dxa"/>
+              <w:start w:w="100" w:type="dxa"/>
               <w:bottom w:w="90" w:type="dxa"/>
-              <w:end w:w="120" w:type="dxa"/>
+              <w:end w:w="100" w:type="dxa"/>
             </w:tcMar>
           </w:tcPr>
           <w:p>
             <w:pPr>
-              <w:spacing w:after="0" w:line="259" w:lineRule="auto"/>
+              <w:spacing w:after="30" w:line="259" w:lineRule="auto"/>
             </w:pPr>
             <w:r>
               <w:rPr>
@@ -473,14 +518,14 @@
             <w:vAlign w:val="center"/>
             <w:tcMar>
               <w:top w:w="90" w:type="dxa"/>
-              <w:start w:w="120" w:type="dxa"/>
+              <w:start w:w="100" w:type="dxa"/>
               <w:bottom w:w="90" w:type="dxa"/>
-              <w:end w:w="120" w:type="dxa"/>
+              <w:end w:w="100" w:type="dxa"/>
             </w:tcMar>
           </w:tcPr>
           <w:p>
             <w:pPr>
-              <w:spacing w:after="0" w:line="259" w:lineRule="auto"/>
+              <w:spacing w:after="30" w:line="259" w:lineRule="auto"/>
             </w:pPr>
             <w:r>
               <w:rPr>
@@ -495,14 +540,19 @@
     </w:tbl>
     <w:p>
       <w:pPr>
+        <w:widowControl/>
         <w:spacing w:after="0"/>
       </w:pPr>
     </w:p>
     <w:p>
       <w:pPr>
         <w:pStyle w:val="Heading1"/>
+        <w:widowControl/>
       </w:pPr>
       <w:r>
+        <w:rPr>
+          <w:rFonts w:ascii="Arial" w:hAnsi="Arial" w:eastAsia="Arial"/>
+        </w:rPr>
         <w:t>3. Abteilung II</w:t>
       </w:r>
     </w:p>
@@ -510,8 +560,9 @@
       <w:tblPr>
         <w:tblStyle w:val="TableGrid"/>
         <w:tblW w:type="dxa" w:w="9600"/>
-        <w:tblLayout w:type="fixed"/>
+        <w:tblLayout w:type="autofit"/>
         <w:tblLook w:firstColumn="1" w:firstRow="1" w:lastColumn="0" w:lastRow="0" w:noHBand="0" w:noVBand="1" w:val="04A0"/>
+        <w:jc w:val="center"/>
         <w:tblInd w:w="120" w:type="dxa"/>
       </w:tblPr>
       <w:tblGrid>
@@ -522,28 +573,34 @@
       <w:tr>
         <w:trPr>
           <w:tblHeader w:val="true"/>
+          <w:tblHeader w:val="true"/>
+          <w:tblHeader w:val="true"/>
+          <w:tblHeader w:val="true"/>
+          <w:tblHeader w:val="true"/>
+          <w:tblHeader w:val="true"/>
         </w:trPr>
         <w:tc>
           <w:tcPr>
             <w:tcW w:type="dxa" w:w="1100"/>
             <w:vAlign w:val="center"/>
-            <w:shd w:fill="DCE6F1"/>
+            <w:shd w:fill="17324D"/>
             <w:tcMar>
               <w:top w:w="90" w:type="dxa"/>
-              <w:start w:w="120" w:type="dxa"/>
+              <w:start w:w="100" w:type="dxa"/>
               <w:bottom w:w="90" w:type="dxa"/>
-              <w:end w:w="120" w:type="dxa"/>
+              <w:end w:w="100" w:type="dxa"/>
             </w:tcMar>
           </w:tcPr>
           <w:p>
             <w:pPr>
-              <w:spacing w:after="0"/>
+              <w:spacing w:after="30"/>
             </w:pPr>
             <w:r>
               <w:rPr>
                 <w:rFonts w:ascii="Arial" w:hAnsi="Arial"/>
                 <w:b/>
-                <w:sz w:val="18"/>
+                <w:color w:val="FFFFFF"/>
+                <w:sz w:val="17"/>
               </w:rPr>
               <w:t>Lfd. Nr.</w:t>
             </w:r>
@@ -553,23 +610,24 @@
           <w:tcPr>
             <w:tcW w:type="dxa" w:w="4800"/>
             <w:vAlign w:val="center"/>
-            <w:shd w:fill="DCE6F1"/>
+            <w:shd w:fill="17324D"/>
             <w:tcMar>
               <w:top w:w="90" w:type="dxa"/>
-              <w:start w:w="120" w:type="dxa"/>
+              <w:start w:w="100" w:type="dxa"/>
               <w:bottom w:w="90" w:type="dxa"/>
-              <w:end w:w="120" w:type="dxa"/>
+              <w:end w:w="100" w:type="dxa"/>
             </w:tcMar>
           </w:tcPr>
           <w:p>
             <w:pPr>
-              <w:spacing w:after="0"/>
+              <w:spacing w:after="30"/>
             </w:pPr>
             <w:r>
               <w:rPr>
                 <w:rFonts w:ascii="Arial" w:hAnsi="Arial"/>
                 <w:b/>
-                <w:sz w:val="18"/>
+                <w:color w:val="FFFFFF"/>
+                <w:sz w:val="17"/>
               </w:rPr>
               <w:t>Last / Berechtigter</w:t>
             </w:r>
@@ -579,23 +637,24 @@
           <w:tcPr>
             <w:tcW w:type="dxa" w:w="3700"/>
             <w:vAlign w:val="center"/>
-            <w:shd w:fill="DCE6F1"/>
+            <w:shd w:fill="17324D"/>
             <w:tcMar>
               <w:top w:w="90" w:type="dxa"/>
-              <w:start w:w="120" w:type="dxa"/>
+              <w:start w:w="100" w:type="dxa"/>
               <w:bottom w:w="90" w:type="dxa"/>
-              <w:end w:w="120" w:type="dxa"/>
+              <w:end w:w="100" w:type="dxa"/>
             </w:tcMar>
           </w:tcPr>
           <w:p>
             <w:pPr>
-              <w:spacing w:after="0"/>
+              <w:spacing w:after="30"/>
             </w:pPr>
             <w:r>
               <w:rPr>
                 <w:rFonts w:ascii="Arial" w:hAnsi="Arial"/>
                 <w:b/>
-                <w:sz w:val="18"/>
+                <w:color w:val="FFFFFF"/>
+                <w:sz w:val="17"/>
               </w:rPr>
               <w:t>Eintragung</w:t>
             </w:r>
@@ -609,14 +668,14 @@
             <w:vAlign w:val="center"/>
             <w:tcMar>
               <w:top w:w="90" w:type="dxa"/>
-              <w:start w:w="120" w:type="dxa"/>
+              <w:start w:w="100" w:type="dxa"/>
               <w:bottom w:w="90" w:type="dxa"/>
-              <w:end w:w="120" w:type="dxa"/>
+              <w:end w:w="100" w:type="dxa"/>
             </w:tcMar>
           </w:tcPr>
           <w:p>
             <w:pPr>
-              <w:spacing w:after="0" w:line="259" w:lineRule="auto"/>
+              <w:spacing w:after="30" w:line="259" w:lineRule="auto"/>
             </w:pPr>
             <w:r>
               <w:rPr>
@@ -633,14 +692,14 @@
             <w:vAlign w:val="center"/>
             <w:tcMar>
               <w:top w:w="90" w:type="dxa"/>
-              <w:start w:w="120" w:type="dxa"/>
+              <w:start w:w="100" w:type="dxa"/>
               <w:bottom w:w="90" w:type="dxa"/>
-              <w:end w:w="120" w:type="dxa"/>
+              <w:end w:w="100" w:type="dxa"/>
             </w:tcMar>
           </w:tcPr>
           <w:p>
             <w:pPr>
-              <w:spacing w:after="0" w:line="259" w:lineRule="auto"/>
+              <w:spacing w:after="30" w:line="259" w:lineRule="auto"/>
             </w:pPr>
             <w:r>
               <w:rPr>
@@ -657,14 +716,14 @@
             <w:vAlign w:val="center"/>
             <w:tcMar>
               <w:top w:w="90" w:type="dxa"/>
-              <w:start w:w="120" w:type="dxa"/>
+              <w:start w:w="100" w:type="dxa"/>
               <w:bottom w:w="90" w:type="dxa"/>
-              <w:end w:w="120" w:type="dxa"/>
+              <w:end w:w="100" w:type="dxa"/>
             </w:tcMar>
           </w:tcPr>
           <w:p>
             <w:pPr>
-              <w:spacing w:after="0" w:line="259" w:lineRule="auto"/>
+              <w:spacing w:after="30" w:line="259" w:lineRule="auto"/>
             </w:pPr>
             <w:r>
               <w:rPr>
@@ -681,17 +740,17 @@
           <w:tcPr>
             <w:tcW w:type="dxa" w:w="1100"/>
             <w:vAlign w:val="center"/>
-            <w:shd w:fill="F2F4F7"/>
+            <w:shd w:fill="F2F4F5"/>
             <w:tcMar>
               <w:top w:w="90" w:type="dxa"/>
-              <w:start w:w="120" w:type="dxa"/>
+              <w:start w:w="100" w:type="dxa"/>
               <w:bottom w:w="90" w:type="dxa"/>
-              <w:end w:w="120" w:type="dxa"/>
+              <w:end w:w="100" w:type="dxa"/>
             </w:tcMar>
           </w:tcPr>
           <w:p>
             <w:pPr>
-              <w:spacing w:after="0" w:line="259" w:lineRule="auto"/>
+              <w:spacing w:after="30" w:line="259" w:lineRule="auto"/>
             </w:pPr>
             <w:r>
               <w:rPr>
@@ -706,17 +765,17 @@
           <w:tcPr>
             <w:tcW w:type="dxa" w:w="4800"/>
             <w:vAlign w:val="center"/>
-            <w:shd w:fill="F2F4F7"/>
+            <w:shd w:fill="F2F4F5"/>
             <w:tcMar>
               <w:top w:w="90" w:type="dxa"/>
-              <w:start w:w="120" w:type="dxa"/>
+              <w:start w:w="100" w:type="dxa"/>
               <w:bottom w:w="90" w:type="dxa"/>
-              <w:end w:w="120" w:type="dxa"/>
+              <w:end w:w="100" w:type="dxa"/>
             </w:tcMar>
           </w:tcPr>
           <w:p>
             <w:pPr>
-              <w:spacing w:after="0" w:line="259" w:lineRule="auto"/>
+              <w:spacing w:after="30" w:line="259" w:lineRule="auto"/>
             </w:pPr>
             <w:r>
               <w:rPr>
@@ -731,17 +790,17 @@
           <w:tcPr>
             <w:tcW w:type="dxa" w:w="3700"/>
             <w:vAlign w:val="center"/>
-            <w:shd w:fill="F2F4F7"/>
+            <w:shd w:fill="F2F4F5"/>
             <w:tcMar>
               <w:top w:w="90" w:type="dxa"/>
-              <w:start w:w="120" w:type="dxa"/>
+              <w:start w:w="100" w:type="dxa"/>
               <w:bottom w:w="90" w:type="dxa"/>
-              <w:end w:w="120" w:type="dxa"/>
+              <w:end w:w="100" w:type="dxa"/>
             </w:tcMar>
           </w:tcPr>
           <w:p>
             <w:pPr>
-              <w:spacing w:after="0" w:line="259" w:lineRule="auto"/>
+              <w:spacing w:after="30" w:line="259" w:lineRule="auto"/>
             </w:pPr>
             <w:r>
               <w:rPr>
@@ -756,14 +815,19 @@
     </w:tbl>
     <w:p>
       <w:pPr>
+        <w:widowControl/>
         <w:spacing w:after="0"/>
       </w:pPr>
     </w:p>
     <w:p>
       <w:pPr>
         <w:pStyle w:val="Heading1"/>
+        <w:widowControl/>
       </w:pPr>
       <w:r>
+        <w:rPr>
+          <w:rFonts w:ascii="Arial" w:hAnsi="Arial" w:eastAsia="Arial"/>
+        </w:rPr>
         <w:t>4. Abteilung III</w:t>
       </w:r>
     </w:p>
@@ -771,8 +835,9 @@
       <w:tblPr>
         <w:tblStyle w:val="TableGrid"/>
         <w:tblW w:type="dxa" w:w="9600"/>
-        <w:tblLayout w:type="fixed"/>
+        <w:tblLayout w:type="autofit"/>
         <w:tblLook w:firstColumn="1" w:firstRow="1" w:lastColumn="0" w:lastRow="0" w:noHBand="0" w:noVBand="1" w:val="04A0"/>
+        <w:jc w:val="center"/>
         <w:tblInd w:w="120" w:type="dxa"/>
       </w:tblPr>
       <w:tblGrid>
@@ -783,28 +848,34 @@
       <w:tr>
         <w:trPr>
           <w:tblHeader w:val="true"/>
+          <w:tblHeader w:val="true"/>
+          <w:tblHeader w:val="true"/>
+          <w:tblHeader w:val="true"/>
+          <w:tblHeader w:val="true"/>
+          <w:tblHeader w:val="true"/>
         </w:trPr>
         <w:tc>
           <w:tcPr>
             <w:tcW w:type="dxa" w:w="1100"/>
             <w:vAlign w:val="center"/>
-            <w:shd w:fill="DCE6F1"/>
+            <w:shd w:fill="17324D"/>
             <w:tcMar>
               <w:top w:w="90" w:type="dxa"/>
-              <w:start w:w="120" w:type="dxa"/>
+              <w:start w:w="100" w:type="dxa"/>
               <w:bottom w:w="90" w:type="dxa"/>
-              <w:end w:w="120" w:type="dxa"/>
+              <w:end w:w="100" w:type="dxa"/>
             </w:tcMar>
           </w:tcPr>
           <w:p>
             <w:pPr>
-              <w:spacing w:after="0"/>
+              <w:spacing w:after="30"/>
             </w:pPr>
             <w:r>
               <w:rPr>
                 <w:rFonts w:ascii="Arial" w:hAnsi="Arial"/>
                 <w:b/>
-                <w:sz w:val="18"/>
+                <w:color w:val="FFFFFF"/>
+                <w:sz w:val="17"/>
               </w:rPr>
               <w:t>Lfd. Nr.</w:t>
             </w:r>
@@ -814,23 +885,24 @@
           <w:tcPr>
             <w:tcW w:type="dxa" w:w="4300"/>
             <w:vAlign w:val="center"/>
-            <w:shd w:fill="DCE6F1"/>
+            <w:shd w:fill="17324D"/>
             <w:tcMar>
               <w:top w:w="90" w:type="dxa"/>
-              <w:start w:w="120" w:type="dxa"/>
+              <w:start w:w="100" w:type="dxa"/>
               <w:bottom w:w="90" w:type="dxa"/>
-              <w:end w:w="120" w:type="dxa"/>
+              <w:end w:w="100" w:type="dxa"/>
             </w:tcMar>
           </w:tcPr>
           <w:p>
             <w:pPr>
-              <w:spacing w:after="0"/>
+              <w:spacing w:after="30"/>
             </w:pPr>
             <w:r>
               <w:rPr>
                 <w:rFonts w:ascii="Arial" w:hAnsi="Arial"/>
                 <w:b/>
-                <w:sz w:val="18"/>
+                <w:color w:val="FFFFFF"/>
+                <w:sz w:val="17"/>
               </w:rPr>
               <w:t>Recht</w:t>
             </w:r>
@@ -840,23 +912,24 @@
           <w:tcPr>
             <w:tcW w:type="dxa" w:w="4200"/>
             <w:vAlign w:val="center"/>
-            <w:shd w:fill="DCE6F1"/>
+            <w:shd w:fill="17324D"/>
             <w:tcMar>
               <w:top w:w="90" w:type="dxa"/>
-              <w:start w:w="120" w:type="dxa"/>
+              <w:start w:w="100" w:type="dxa"/>
               <w:bottom w:w="90" w:type="dxa"/>
-              <w:end w:w="120" w:type="dxa"/>
+              <w:end w:w="100" w:type="dxa"/>
             </w:tcMar>
           </w:tcPr>
           <w:p>
             <w:pPr>
-              <w:spacing w:after="0"/>
+              <w:spacing w:after="30"/>
             </w:pPr>
             <w:r>
               <w:rPr>
                 <w:rFonts w:ascii="Arial" w:hAnsi="Arial"/>
                 <w:b/>
-                <w:sz w:val="18"/>
+                <w:color w:val="FFFFFF"/>
+                <w:sz w:val="17"/>
               </w:rPr>
               <w:t>Gläubiger</w:t>
             </w:r>
@@ -870,14 +943,14 @@
             <w:vAlign w:val="center"/>
             <w:tcMar>
               <w:top w:w="90" w:type="dxa"/>
-              <w:start w:w="120" w:type="dxa"/>
+              <w:start w:w="100" w:type="dxa"/>
               <w:bottom w:w="90" w:type="dxa"/>
-              <w:end w:w="120" w:type="dxa"/>
+              <w:end w:w="100" w:type="dxa"/>
             </w:tcMar>
           </w:tcPr>
           <w:p>
             <w:pPr>
-              <w:spacing w:after="0" w:line="259" w:lineRule="auto"/>
+              <w:spacing w:after="30" w:line="259" w:lineRule="auto"/>
             </w:pPr>
             <w:r>
               <w:rPr>
@@ -894,14 +967,14 @@
             <w:vAlign w:val="center"/>
             <w:tcMar>
               <w:top w:w="90" w:type="dxa"/>
-              <w:start w:w="120" w:type="dxa"/>
+              <w:start w:w="100" w:type="dxa"/>
               <w:bottom w:w="90" w:type="dxa"/>
-              <w:end w:w="120" w:type="dxa"/>
+              <w:end w:w="100" w:type="dxa"/>
             </w:tcMar>
           </w:tcPr>
           <w:p>
             <w:pPr>
-              <w:spacing w:after="0" w:line="259" w:lineRule="auto"/>
+              <w:spacing w:after="30" w:line="259" w:lineRule="auto"/>
             </w:pPr>
             <w:r>
               <w:rPr>
@@ -918,14 +991,14 @@
             <w:vAlign w:val="center"/>
             <w:tcMar>
               <w:top w:w="90" w:type="dxa"/>
-              <w:start w:w="120" w:type="dxa"/>
+              <w:start w:w="100" w:type="dxa"/>
               <w:bottom w:w="90" w:type="dxa"/>
-              <w:end w:w="120" w:type="dxa"/>
+              <w:end w:w="100" w:type="dxa"/>
             </w:tcMar>
           </w:tcPr>
           <w:p>
             <w:pPr>
-              <w:spacing w:after="0" w:line="259" w:lineRule="auto"/>
+              <w:spacing w:after="30" w:line="259" w:lineRule="auto"/>
             </w:pPr>
             <w:r>
               <w:rPr>
@@ -940,22 +1013,51 @@
     </w:tbl>
     <w:p>
       <w:pPr>
+        <w:widowControl/>
         <w:spacing w:after="0"/>
       </w:pPr>
     </w:p>
     <w:p>
       <w:pPr>
+        <w:widowControl/>
         <w:jc w:val="both"/>
       </w:pPr>
       <w:r>
+        <w:rPr>
+          <w:rFonts w:ascii="Arial" w:hAnsi="Arial" w:eastAsia="Arial"/>
+        </w:rPr>
         <w:t>Ende des Auszugs. Der Auszug enthält keine Aussage zur aktuellen Valutierung der Grundschuld.</w:t>
+      </w:r>
+    </w:p>
+    <w:p>
+      <w:pPr>
+        <w:pStyle w:val="Heading1"/>
+        <w:widowControl/>
+      </w:pPr>
+      <w:r>
+        <w:rPr>
+          <w:rFonts w:ascii="Arial" w:hAnsi="Arial" w:eastAsia="Arial"/>
+        </w:rPr>
+        <w:t>5. Abrufvermerk</w:t>
+      </w:r>
+    </w:p>
+    <w:p>
+      <w:pPr>
+        <w:keepLines w:val="0"/>
+        <w:widowControl/>
+      </w:pPr>
+      <w:r>
+        <w:rPr>
+          <w:rFonts w:ascii="Arial" w:hAnsi="Arial" w:eastAsia="Arial"/>
+        </w:rPr>
+        <w:t>Elektronischer Abruf am 07.07.2026 um 08:42 Uhr durch Rechtspflegerin Imke Boysen, Abrufzeichen GB-NB-77102. Der Auszug wurde als unbeglaubigtes PDF an die Kanzlei und an das beauftragte Notariat übermittelt. Für die historische Rangentwicklung ist eine Grundakte gesondert angefordert.</w:t>
       </w:r>
     </w:p>
     <w:sectPr>
       <w:headerReference w:type="default" r:id="rId9"/>
       <w:footerReference w:type="default" r:id="rId10"/>
       <w:pgSz w:w="11906" w:h="16838"/>
-      <w:pgMar w:top="1020" w:right="1134" w:bottom="1020" w:left="1417" w:header="454" w:footer="454" w:gutter="0"/>
+      <w:pgMar w:top="1162" w:right="1219" w:bottom="1162" w:left="1276" w:header="397" w:footer="397" w:gutter="0"/>
       <w:cols w:space="720"/>
       <w:docGrid w:linePitch="360"/>
     </w:sectPr>
@@ -967,23 +1069,34 @@
 <w:ftr xmlns:m="http://schemas.openxmlformats.org/officeDocument/2006/math" xmlns:mc="http://schemas.openxmlformats.org/markup-compatibility/2006" xmlns:mo="http://schemas.microsoft.com/office/mac/office/2008/main" xmlns:mv="urn:schemas-microsoft-com:mac:vml" xmlns:o="urn:schemas-microsoft-com:office:office" xmlns:r="http://schemas.openxmlformats.org/officeDocument/2006/relationships" xmlns:v="urn:schemas-microsoft-com:vml" xmlns:w10="urn:schemas-microsoft-com:office:word" xmlns:w14="http://schemas.microsoft.com/office/word/2010/wordml" xmlns:w="http://schemas.openxmlformats.org/wordprocessingml/2006/main" xmlns:wne="http://schemas.microsoft.com/office/word/2006/wordml" xmlns:wp14="http://schemas.microsoft.com/office/word/2010/wordprocessingDrawing" xmlns:wp="http://schemas.openxmlformats.org/drawingml/2006/wordprocessingDrawing" xmlns:wpc="http://schemas.microsoft.com/office/word/2010/wordprocessingCanvas" xmlns:wpg="http://schemas.microsoft.com/office/word/2010/wordprocessingGroup" xmlns:wpi="http://schemas.microsoft.com/office/word/2010/wordprocessingInk" xmlns:wps="http://schemas.microsoft.com/office/word/2010/wordprocessingShape" mc:Ignorable="w14 wp14">
   <w:p>
     <w:pPr>
-      <w:pStyle w:val="Footer"/>
-      <w:spacing w:before="0"/>
-      <w:jc w:val="right"/>
+      <w:spacing w:before="60"/>
+      <w:jc w:val="center"/>
     </w:pPr>
     <w:r>
       <w:rPr>
         <w:rFonts w:ascii="Arial" w:hAnsi="Arial"/>
-        <w:color w:val="586069"/>
-        <w:sz w:val="16"/>
+        <w:color w:val="6B7378"/>
+        <w:sz w:val="12"/>
+      </w:rPr>
+      <w:t>Grundbuchamt | Uhlebüller Straße 15 | 25899 Niebüll</w:t>
+    </w:r>
+  </w:p>
+  <w:p>
+    <w:pPr>
+      <w:spacing w:after="0"/>
+      <w:jc w:val="center"/>
+    </w:pPr>
+    <w:r>
+      <w:rPr>
+        <w:color w:val="6B7378"/>
+        <w:sz w:val="14"/>
       </w:rPr>
       <w:t xml:space="preserve">Seite </w:t>
     </w:r>
     <w:r>
       <w:rPr>
-        <w:rFonts w:ascii="Arial" w:hAnsi="Arial"/>
-        <w:color w:val="586069"/>
-        <w:sz w:val="16"/>
+        <w:color w:val="6B7378"/>
+        <w:sz w:val="14"/>
       </w:rPr>
       <w:fldChar w:fldCharType="begin"/>
       <w:instrText xml:space="preserve"> PAGE </w:instrText>
@@ -997,19 +1110,87 @@
 <w:hdr xmlns:m="http://schemas.openxmlformats.org/officeDocument/2006/math" xmlns:mc="http://schemas.openxmlformats.org/markup-compatibility/2006" xmlns:mo="http://schemas.microsoft.com/office/mac/office/2008/main" xmlns:mv="urn:schemas-microsoft-com:mac:vml" xmlns:o="urn:schemas-microsoft-com:office:office" xmlns:r="http://schemas.openxmlformats.org/officeDocument/2006/relationships" xmlns:v="urn:schemas-microsoft-com:vml" xmlns:w10="urn:schemas-microsoft-com:office:word" xmlns:w14="http://schemas.microsoft.com/office/word/2010/wordml" xmlns:w="http://schemas.openxmlformats.org/wordprocessingml/2006/main" xmlns:wne="http://schemas.microsoft.com/office/word/2006/wordml" xmlns:wp14="http://schemas.microsoft.com/office/word/2010/wordprocessingDrawing" xmlns:wp="http://schemas.openxmlformats.org/drawingml/2006/wordprocessingDrawing" xmlns:wpc="http://schemas.microsoft.com/office/word/2010/wordprocessingCanvas" xmlns:wpg="http://schemas.microsoft.com/office/word/2010/wordprocessingGroup" xmlns:wpi="http://schemas.microsoft.com/office/word/2010/wordprocessingInk" xmlns:wps="http://schemas.microsoft.com/office/word/2010/wordprocessingShape" mc:Ignorable="w14 wp14">
   <w:p>
     <w:pPr>
-      <w:pStyle w:val="Header"/>
-      <w:spacing w:after="0"/>
-      <w:jc w:val="right"/>
-    </w:pPr>
-    <w:r>
-      <w:rPr>
-        <w:rFonts w:ascii="Arial" w:hAnsi="Arial"/>
-        <w:color w:val="586069"/>
-        <w:sz w:val="16"/>
-      </w:rPr>
-      <w:t>Amtsgericht Niebüll - Grundbuchamt  |  Keitum Blatt 2187</w:t>
-    </w:r>
+      <w:pBdr>
+        <w:bottom w:val="single" w:sz="10" w:space="4" w:color="2F6684"/>
+      </w:pBdr>
+    </w:pPr>
   </w:p>
+  <w:tbl>
+    <w:tblPr>
+      <w:tblW w:type="auto" w:w="0"/>
+      <w:jc w:val="center"/>
+      <w:tblLook w:firstColumn="1" w:firstRow="1" w:lastColumn="0" w:lastRow="0" w:noHBand="0" w:noVBand="1" w:val="04A0"/>
+    </w:tblPr>
+    <w:tblGrid>
+      <w:gridCol w:w="6066"/>
+      <w:gridCol w:w="3345"/>
+    </w:tblGrid>
+    <w:tr>
+      <w:tc>
+        <w:tcPr>
+          <w:tcW w:type="dxa" w:w="4706"/>
+        </w:tcPr>
+        <w:p>
+          <w:pPr>
+            <w:spacing w:after="20"/>
+          </w:pPr>
+          <w:r>
+            <w:rPr>
+              <w:rFonts w:ascii="Arial" w:hAnsi="Arial"/>
+              <w:b/>
+              <w:color w:val="17324D"/>
+              <w:sz w:val="21"/>
+            </w:rPr>
+            <w:t>Amtsgericht Niebüll</w:t>
+          </w:r>
+        </w:p>
+        <w:p>
+          <w:pPr>
+            <w:spacing w:after="0"/>
+          </w:pPr>
+          <w:r>
+            <w:rPr>
+              <w:color w:val="6B7378"/>
+              <w:sz w:val="15"/>
+            </w:rPr>
+            <w:t>Grundbuchamt | Uhlebüller Straße 15 | 25899 Niebüll</w:t>
+          </w:r>
+        </w:p>
+      </w:tc>
+      <w:tc>
+        <w:tcPr>
+          <w:tcW w:type="dxa" w:w="4706"/>
+        </w:tcPr>
+        <w:p>
+          <w:pPr>
+            <w:spacing w:after="20"/>
+            <w:jc w:val="right"/>
+          </w:pPr>
+          <w:r>
+            <w:rPr>
+              <w:b/>
+              <w:color w:val="17324D"/>
+              <w:sz w:val="18"/>
+            </w:rPr>
+            <w:t>Nachlass Martensen</w:t>
+          </w:r>
+        </w:p>
+        <w:p>
+          <w:pPr>
+            <w:spacing w:after="0"/>
+            <w:jc w:val="right"/>
+          </w:pPr>
+          <w:r>
+            <w:rPr>
+              <w:color w:val="6B7378"/>
+              <w:sz w:val="15"/>
+            </w:rPr>
+            <w:t>Aktenzeichen PMH/26-184 AM</w:t>
+          </w:r>
+        </w:p>
+      </w:tc>
+    </w:tr>
+  </w:tbl>
 </w:hdr>
 </file>
 
@@ -1378,10 +1559,10 @@
     <w:rsid w:val="00FC693F"/>
     <w:pPr>
       <w:widowControl/>
-      <w:spacing w:before="0" w:after="120" w:line="276" w:lineRule="auto"/>
+      <w:spacing w:before="0" w:after="100" w:line="269" w:lineRule="auto"/>
     </w:pPr>
     <w:rPr>
-      <w:rFonts w:ascii="Arial" w:hAnsi="Arial"/>
+      <w:rFonts w:ascii="Arial" w:hAnsi="Arial" w:eastAsia="Arial"/>
       <w:sz w:val="21"/>
     </w:rPr>
   </w:style>
@@ -1440,15 +1621,15 @@
     <w:pPr>
       <w:keepNext/>
       <w:keepLines/>
-      <w:spacing w:before="240" w:after="120"/>
+      <w:spacing w:before="240" w:after="100"/>
       <w:outlineLvl w:val="0"/>
     </w:pPr>
     <w:rPr>
-      <w:rFonts w:asciiTheme="majorHAnsi" w:eastAsiaTheme="majorEastAsia" w:hAnsiTheme="majorHAnsi" w:cstheme="majorBidi" w:ascii="Arial" w:hAnsi="Arial"/>
+      <w:rFonts w:asciiTheme="majorHAnsi" w:eastAsiaTheme="majorEastAsia" w:hAnsiTheme="majorHAnsi" w:cstheme="majorBidi" w:ascii="Arial" w:hAnsi="Arial" w:eastAsia="Arial"/>
       <w:b/>
       <w:bCs/>
-      <w:color w:val="17365D"/>
-      <w:sz w:val="25"/>
+      <w:color w:val="17324D"/>
+      <w:sz w:val="26"/>
       <w:szCs w:val="28"/>
     </w:rPr>
   </w:style>
@@ -1464,14 +1645,14 @@
     <w:pPr>
       <w:keepNext/>
       <w:keepLines/>
-      <w:spacing w:before="200" w:after="100"/>
+      <w:spacing w:before="180" w:after="80"/>
       <w:outlineLvl w:val="1"/>
     </w:pPr>
     <w:rPr>
-      <w:rFonts w:asciiTheme="majorHAnsi" w:eastAsiaTheme="majorEastAsia" w:hAnsiTheme="majorHAnsi" w:cstheme="majorBidi" w:ascii="Arial" w:hAnsi="Arial"/>
+      <w:rFonts w:asciiTheme="majorHAnsi" w:eastAsiaTheme="majorEastAsia" w:hAnsiTheme="majorHAnsi" w:cstheme="majorBidi" w:ascii="Arial" w:hAnsi="Arial" w:eastAsia="Arial"/>
       <w:b/>
       <w:bCs/>
-      <w:color w:val="17365D"/>
+      <w:color w:val="2F6684"/>
       <w:sz w:val="23"/>
       <w:szCs w:val="26"/>
     </w:rPr>
@@ -1488,14 +1669,14 @@
     <w:pPr>
       <w:keepNext/>
       <w:keepLines/>
-      <w:spacing w:before="160" w:after="80"/>
+      <w:spacing w:before="140" w:after="60"/>
       <w:outlineLvl w:val="2"/>
     </w:pPr>
     <w:rPr>
-      <w:rFonts w:asciiTheme="majorHAnsi" w:eastAsiaTheme="majorEastAsia" w:hAnsiTheme="majorHAnsi" w:cstheme="majorBidi" w:ascii="Arial" w:hAnsi="Arial"/>
+      <w:rFonts w:asciiTheme="majorHAnsi" w:eastAsiaTheme="majorEastAsia" w:hAnsiTheme="majorHAnsi" w:cstheme="majorBidi" w:ascii="Arial" w:hAnsi="Arial" w:eastAsia="Arial"/>
       <w:b/>
       <w:bCs/>
-      <w:color w:val="17365D"/>
+      <w:color w:val="17324D"/>
       <w:sz w:val="21"/>
     </w:rPr>
   </w:style>
@@ -1727,19 +1908,20 @@
     <w:qFormat/>
     <w:rsid w:val="00FC693F"/>
     <w:pPr>
+      <w:keepNext/>
       <w:pBdr>
         <w:bottom w:val="single" w:sz="8" w:space="4" w:color="4F81BD" w:themeColor="accent1"/>
       </w:pBdr>
-      <w:spacing w:after="200" w:line="240" w:lineRule="auto" w:before="160"/>
+      <w:spacing w:after="200" w:line="240" w:lineRule="auto" w:before="0"/>
       <w:contextualSpacing/>
     </w:pPr>
     <w:rPr>
-      <w:rFonts w:asciiTheme="majorHAnsi" w:eastAsiaTheme="majorEastAsia" w:hAnsiTheme="majorHAnsi" w:cstheme="majorBidi" w:ascii="Arial" w:hAnsi="Arial"/>
+      <w:rFonts w:asciiTheme="majorHAnsi" w:eastAsiaTheme="majorEastAsia" w:hAnsiTheme="majorHAnsi" w:cstheme="majorBidi" w:ascii="Arial" w:hAnsi="Arial" w:eastAsia="Arial"/>
       <w:b/>
-      <w:color w:val="17365D"/>
+      <w:color w:val="17324D"/>
       <w:spacing w:val="5"/>
       <w:kern w:val="28"/>
-      <w:sz w:val="30"/>
+      <w:sz w:val="34"/>
       <w:szCs w:val="52"/>
     </w:rPr>
   </w:style>
